--- a/http.docx
+++ b/http.docx
@@ -7,39 +7,309 @@
         <w:t># Testing the new features</w:t>
       </w:r>
     </w:p>
+    <w:p>
+      <w:pPr>
+        <w:rPr>
+          <w:b/>
+          <w:bCs/>
+        </w:rPr>
+      </w:pPr>
+      <w:r>
+        <w:rPr>
+          <w:b/>
+          <w:bCs/>
+        </w:rPr>
+        <w:t>1. Start both servers</w:t>
+      </w:r>
+    </w:p>
+    <w:p>
+      <w:r>
+        <w:t>You now need two terminals running at the same time.</w:t>
+      </w:r>
+    </w:p>
+    <w:p>
+      <w:r>
+        <w:t>Terminal 1 — backend:</w:t>
+      </w:r>
+    </w:p>
+    <w:p>
+      <w:proofErr w:type="spellStart"/>
+      <w:r>
+        <w:t>powershell</w:t>
+      </w:r>
+      <w:proofErr w:type="spellEnd"/>
+    </w:p>
+    <w:p>
+      <w:r>
+        <w:t>cd C:\Users\IT\Documents\GitHub\roshn-portal\roshn-portal\server</w:t>
+      </w:r>
+    </w:p>
+    <w:p>
+      <w:proofErr w:type="spellStart"/>
+      <w:r>
+        <w:t>npm</w:t>
+      </w:r>
+      <w:proofErr w:type="spellEnd"/>
+      <w:r>
+        <w:t xml:space="preserve"> install</w:t>
+      </w:r>
+    </w:p>
+    <w:p>
+      <w:proofErr w:type="spellStart"/>
+      <w:r>
+        <w:t>npm</w:t>
+      </w:r>
+      <w:proofErr w:type="spellEnd"/>
+      <w:r>
+        <w:t xml:space="preserve"> start</w:t>
+      </w:r>
+    </w:p>
     <w:p/>
     <w:p>
       <w:r>
-        <w:t>Once Claude Code finishes the 5 prompts, here's how to actually try</w:t>
-      </w:r>
-    </w:p>
-    <w:p>
-      <w:r>
-        <w:t>everything out — on one machine first, then across two devices if you want</w:t>
-      </w:r>
-    </w:p>
-    <w:p>
-      <w:r>
-        <w:t>to prove the "sync" part really works.</w:t>
-      </w:r>
-    </w:p>
-    <w:p>
-      <w:r>
-        <w:t>1. Start both servers</w:t>
+        <w:t>Look for something like `Server running on http://localhost:4000`.</w:t>
+      </w:r>
+    </w:p>
+    <w:p>
+      <w:r>
+        <w:t>Terminal 2 — frontend:</w:t>
+      </w:r>
+    </w:p>
+    <w:p>
+      <w:r>
+        <w:t>```</w:t>
+      </w:r>
+      <w:proofErr w:type="spellStart"/>
+      <w:r>
+        <w:t>powershell</w:t>
+      </w:r>
+      <w:proofErr w:type="spellEnd"/>
+    </w:p>
+    <w:p>
+      <w:r>
+        <w:t>cd C:\Users\IT\Documents\GitHub\roshn-portal\roshn-portal</w:t>
+      </w:r>
+    </w:p>
+    <w:p>
+      <w:proofErr w:type="spellStart"/>
+      <w:r>
+        <w:t>npm</w:t>
+      </w:r>
+      <w:proofErr w:type="spellEnd"/>
+      <w:r>
+        <w:t xml:space="preserve"> run dev</w:t>
+      </w:r>
+    </w:p>
+    <w:p>
+      <w:r>
+        <w:t>```</w:t>
+      </w:r>
+    </w:p>
+    <w:p>
+      <w:r>
+        <w:t>Look for `Local: http://localhost:5173/`.</w:t>
+      </w:r>
+    </w:p>
+    <w:p>
+      <w:r>
+        <w:t>If the frontend loads but shows no data (blank/loading forever), the</w:t>
+      </w:r>
+    </w:p>
+    <w:p>
+      <w:r>
+        <w:t>backend probably isn't running — check Terminal 1 for errors.</w:t>
+      </w:r>
+    </w:p>
+    <w:p>
+      <w:r>
+        <w:t>2. Basic sync test (same computer, two browser windows)</w:t>
+      </w:r>
+    </w:p>
+    <w:p>
+      <w:r>
+        <w:t>1. Open `http://localhost:5173/` in **two separate browser windows**</w:t>
+      </w:r>
+    </w:p>
+    <w:p>
+      <w:r>
+        <w:t xml:space="preserve">   side-by-side (or one normal + one incognito window, so they don't share</w:t>
+      </w:r>
+    </w:p>
+    <w:p>
+      <w:r>
+        <w:t xml:space="preserve">   the same tab state).</w:t>
+      </w:r>
+    </w:p>
+    <w:p>
+      <w:r>
+        <w:t>2. In window A, click **Site Team**, drag a phase slider to change its %.</w:t>
+      </w:r>
+    </w:p>
+    <w:p>
+      <w:r>
+        <w:t>3. In window B (still on **Buyer** view), **refresh the page**.</w:t>
+      </w:r>
+    </w:p>
+    <w:p>
+      <w:r>
+        <w:t>4. You should see the new % reflected in window B — that confirms both</w:t>
+      </w:r>
+    </w:p>
+    <w:p>
+      <w:r>
+        <w:t xml:space="preserve">   windows are now reading from the same backend, not just their own</w:t>
+      </w:r>
+    </w:p>
+    <w:p>
+      <w:r>
+        <w:lastRenderedPageBreak/>
+        <w:t xml:space="preserve">   browser's local storage.</w:t>
       </w:r>
     </w:p>
     <w:p/>
     <w:p>
       <w:r>
-        <w:t>You now need two terminals running at the same time.</w:t>
-      </w:r>
-    </w:p>
-    <w:p>
-      <w:r>
-        <w:t>Terminal 1 — backend:</w:t>
-      </w:r>
-    </w:p>
-    <w:p>
+        <w:t>## 3. Photo upload test</w:t>
+      </w:r>
+    </w:p>
+    <w:p/>
+    <w:p>
+      <w:r>
+        <w:t>1. In **Site Team** view, scroll to "Add site update"</w:t>
+      </w:r>
+    </w:p>
+    <w:p>
+      <w:r>
+        <w:t>2. Fill in a title, choose a phase, and pick an image file from your</w:t>
+      </w:r>
+    </w:p>
+    <w:p>
+      <w:r>
+        <w:t xml:space="preserve">   computer (any photo will do for testing)</w:t>
+      </w:r>
+    </w:p>
+    <w:p>
+      <w:r>
+        <w:t xml:space="preserve">3. Click **Post </w:t>
+      </w:r>
+      <w:proofErr w:type="gramStart"/>
+      <w:r>
+        <w:t>update</w:t>
+      </w:r>
+      <w:proofErr w:type="gramEnd"/>
+      <w:r>
+        <w:t>**</w:t>
+      </w:r>
+    </w:p>
+    <w:p>
+      <w:r>
+        <w:t>4. The new card should show your actual photo instead of the hatched</w:t>
+      </w:r>
+    </w:p>
+    <w:p>
+      <w:r>
+        <w:t xml:space="preserve">   placeholder — check this in both Buyer and Site Team views (refresh if</w:t>
+      </w:r>
+    </w:p>
+    <w:p>
+      <w:r>
+        <w:t xml:space="preserve">   needed)</w:t>
+      </w:r>
+    </w:p>
+    <w:p/>
+    <w:p>
+      <w:r>
+        <w:t>## 4. Payment milestones test</w:t>
+      </w:r>
+    </w:p>
+    <w:p/>
+    <w:p>
+      <w:r>
+        <w:t>1. In **Site Team** view, find the new "Payment milestones" section</w:t>
+      </w:r>
+    </w:p>
+    <w:p>
+      <w:r>
+        <w:t>2. Mark a milestone as **Invoiced**, then **Paid**</w:t>
+      </w:r>
+    </w:p>
+    <w:p>
+      <w:r>
+        <w:t>3. Switch to **Buyer** view (or refresh) and confirm the status updated</w:t>
+      </w:r>
+    </w:p>
+    <w:p>
+      <w:r>
+        <w:t xml:space="preserve">   there too</w:t>
+      </w:r>
+    </w:p>
+    <w:p/>
+    <w:p>
+      <w:r>
+        <w:t>## 5. Notifications test</w:t>
+      </w:r>
+    </w:p>
+    <w:p/>
+    <w:p>
+      <w:r>
+        <w:t>1. In **Site Team** view, drag a phase slider all the way to **100%**</w:t>
+      </w:r>
+    </w:p>
+    <w:p>
+      <w:r>
+        <w:t>2. Click the bell/notifications icon (top of the page)</w:t>
+      </w:r>
+    </w:p>
+    <w:p>
+      <w:r>
+        <w:t>3. You should see a new "phase complete" notification appear</w:t>
+      </w:r>
+    </w:p>
+    <w:p>
+      <w:r>
+        <w:t>4. If that phase has a payment milestone still marked "pending," you should</w:t>
+      </w:r>
+    </w:p>
+    <w:p>
+      <w:r>
+        <w:t xml:space="preserve">   also see a "payment due" notification</w:t>
+      </w:r>
+    </w:p>
+    <w:p/>
+    <w:p>
+      <w:r>
+        <w:t>## 6. Testing across two real devices (phone + computer)</w:t>
+      </w:r>
+    </w:p>
+    <w:p/>
+    <w:p>
+      <w:r>
+        <w:t>This proves it works the way a real buyer (on their phone) and a real site</w:t>
+      </w:r>
+    </w:p>
+    <w:p>
+      <w:r>
+        <w:t>engineer (on a laptop) would use it — both talking to the same backend.</w:t>
+      </w:r>
+    </w:p>
+    <w:p/>
+    <w:p>
+      <w:r>
+        <w:t xml:space="preserve">**Find your computer's local network IP </w:t>
+      </w:r>
+      <w:proofErr w:type="gramStart"/>
+      <w:r>
+        <w:t>address:*</w:t>
+      </w:r>
+      <w:proofErr w:type="gramEnd"/>
+      <w:r>
+        <w:t>*</w:t>
+      </w:r>
+    </w:p>
+    <w:p>
+      <w:r>
+        <w:t>```</w:t>
+      </w:r>
       <w:proofErr w:type="spellStart"/>
       <w:r>
         <w:t>powershell</w:t>
@@ -48,443 +318,239 @@
     </w:p>
     <w:p>
       <w:r>
-        <w:t>cd C:\Users\IT\Documents\GitHub\roshn-portal\roshn-portal\server</w:t>
-      </w:r>
-    </w:p>
-    <w:p>
+        <w:t>ipconfig</w:t>
+      </w:r>
+    </w:p>
+    <w:p>
+      <w:r>
+        <w:t>```</w:t>
+      </w:r>
+    </w:p>
+    <w:p>
+      <w:r>
+        <w:t>Look for "IPv4 Address" under your active Wi-Fi/Ethernet adapter — something</w:t>
+      </w:r>
+    </w:p>
+    <w:p>
+      <w:r>
+        <w:t>like `192.168.1.42`.</w:t>
+      </w:r>
+    </w:p>
+    <w:p/>
+    <w:p>
+      <w:r>
+        <w:t xml:space="preserve">**Restart the frontend so it's reachable from other devices on your </w:t>
+      </w:r>
+      <w:proofErr w:type="gramStart"/>
+      <w:r>
+        <w:t>network:*</w:t>
+      </w:r>
+      <w:proofErr w:type="gramEnd"/>
+      <w:r>
+        <w:t>*</w:t>
+      </w:r>
+    </w:p>
+    <w:p>
+      <w:r>
+        <w:t>```</w:t>
+      </w:r>
       <w:proofErr w:type="spellStart"/>
       <w:r>
+        <w:t>powershell</w:t>
+      </w:r>
+      <w:proofErr w:type="spellEnd"/>
+    </w:p>
+    <w:p>
+      <w:proofErr w:type="spellStart"/>
+      <w:r>
         <w:t>npm</w:t>
       </w:r>
       <w:proofErr w:type="spellEnd"/>
       <w:r>
-        <w:t xml:space="preserve"> install</w:t>
-      </w:r>
-    </w:p>
-    <w:p>
+        <w:t xml:space="preserve"> run dev -- --host</w:t>
+      </w:r>
+    </w:p>
+    <w:p>
+      <w:r>
+        <w:t>```</w:t>
+      </w:r>
+    </w:p>
+    <w:p>
+      <w:r>
+        <w:t>It will now print an extra line like `Network: http://192.168.1.42:5173/`.</w:t>
+      </w:r>
+    </w:p>
+    <w:p/>
+    <w:p>
+      <w:r>
+        <w:t>**Make sure your phone is on the same Wi-Fi network as your computer**, then</w:t>
+      </w:r>
+    </w:p>
+    <w:p>
+      <w:r>
+        <w:t>open that `http://192.168.1.42:5173/` address in your phone's browser.</w:t>
+      </w:r>
+    </w:p>
+    <w:p/>
+    <w:p>
+      <w:r>
+        <w:t xml:space="preserve">Note: if the </w:t>
+      </w:r>
+      <w:proofErr w:type="gramStart"/>
+      <w:r>
+        <w:t>frontend</w:t>
+      </w:r>
+      <w:proofErr w:type="gramEnd"/>
+      <w:r>
+        <w:t xml:space="preserve"> was built to call `http://localhost:4000` for the</w:t>
+      </w:r>
+    </w:p>
+    <w:p>
+      <w:r>
+        <w:t>backend, that won't work from your phone (your phone doesn't have a</w:t>
+      </w:r>
+    </w:p>
+    <w:p>
+      <w:r>
+        <w:t>"</w:t>
+      </w:r>
+      <w:proofErr w:type="gramStart"/>
+      <w:r>
+        <w:t>localhost</w:t>
+      </w:r>
+      <w:proofErr w:type="gramEnd"/>
+      <w:r>
+        <w:t>:</w:t>
+      </w:r>
+      <w:proofErr w:type="gramStart"/>
+      <w:r>
+        <w:t>4000" —</w:t>
+      </w:r>
+      <w:proofErr w:type="gramEnd"/>
+      <w:r>
+        <w:t xml:space="preserve"> that always means itself). If site data doesn't load</w:t>
+      </w:r>
+    </w:p>
+    <w:p>
+      <w:r>
+        <w:t>on your phone, tell Claude Code:</w:t>
+      </w:r>
+    </w:p>
+    <w:p>
+      <w:r>
+        <w:lastRenderedPageBreak/>
+        <w:t>```</w:t>
+      </w:r>
+    </w:p>
+    <w:p>
+      <w:r>
+        <w:t xml:space="preserve">The </w:t>
+      </w:r>
+      <w:proofErr w:type="gramStart"/>
+      <w:r>
+        <w:t>frontend</w:t>
+      </w:r>
+      <w:proofErr w:type="gramEnd"/>
+      <w:r>
+        <w:t xml:space="preserve"> calls the backend at http://localhost:4000, which breaks when</w:t>
+      </w:r>
+    </w:p>
+    <w:p>
+      <w:r>
+        <w:t>accessed from another device. Make the backend URL configurable (e.g. via</w:t>
+      </w:r>
+    </w:p>
+    <w:p>
+      <w:r>
+        <w:t>an environment variable or by using the page's own hostname), so it works</w:t>
+      </w:r>
+    </w:p>
+    <w:p>
+      <w:r>
+        <w:t>both on this computer and from other devices on the network.</w:t>
+      </w:r>
+    </w:p>
+    <w:p>
+      <w:r>
+        <w:t>```</w:t>
+      </w:r>
+    </w:p>
+    <w:p/>
+    <w:p>
+      <w:r>
+        <w:t>## Quick troubleshooting</w:t>
+      </w:r>
+    </w:p>
+    <w:p/>
+    <w:p>
+      <w:r>
+        <w:t>| Symptom | Likely cause |</w:t>
+      </w:r>
+    </w:p>
+    <w:p>
+      <w:proofErr w:type="gramStart"/>
+      <w:r>
+        <w:t>|---|---|</w:t>
+      </w:r>
+      <w:proofErr w:type="gramEnd"/>
+    </w:p>
+    <w:p>
+      <w:r>
+        <w:t>| Frontend loads but nothing shows / spins forever | Backend isn't running — check Terminal 1 |</w:t>
+      </w:r>
+    </w:p>
+    <w:p>
+      <w:r>
+        <w:t>| "Failed to fetch" in browser console | Backend crashed, or CORS isn't set up right |</w:t>
+      </w:r>
+    </w:p>
+    <w:p>
+      <w:r>
+        <w:t>| Works on computer, not on phone | Backend URL is hardcoded to `localhost` — see note above |</w:t>
+      </w:r>
+    </w:p>
+    <w:p>
+      <w:r>
+        <w:t xml:space="preserve">| Photo doesn't display after upload | Check server/uploads/ folder </w:t>
+      </w:r>
+      <w:proofErr w:type="gramStart"/>
+      <w:r>
+        <w:t>exists</w:t>
+      </w:r>
+      <w:proofErr w:type="gramEnd"/>
+      <w:r>
+        <w:t xml:space="preserve"> and the server is serving it statically |</w:t>
+      </w:r>
+    </w:p>
+    <w:p>
+      <w:r>
+        <w:t>| Changes in Site Team don't appear in Buyer view | Try a hard refresh (</w:t>
+      </w:r>
       <w:proofErr w:type="spellStart"/>
       <w:r>
-        <w:t>npm</w:t>
+        <w:t>Ctrl+Shift+</w:t>
+      </w:r>
+      <w:proofErr w:type="gramStart"/>
+      <w:r>
+        <w:t>R</w:t>
       </w:r>
       <w:proofErr w:type="spellEnd"/>
       <w:r>
-        <w:t xml:space="preserve"> start</w:t>
+        <w:t>) —</w:t>
+      </w:r>
+      <w:proofErr w:type="gramEnd"/>
+      <w:r>
+        <w:t xml:space="preserve"> the app may only fetch on load |</w:t>
       </w:r>
     </w:p>
     <w:p/>
     <w:p>
       <w:r>
-        <w:t>Look for something like `Server running on http://localhost:4000`.</w:t>
-      </w:r>
-    </w:p>
-    <w:p>
-      <w:r>
-        <w:t>Terminal 2 — frontend:</w:t>
-      </w:r>
-    </w:p>
-    <w:p>
-      <w:r>
-        <w:t>```</w:t>
-      </w:r>
-      <w:proofErr w:type="spellStart"/>
-      <w:r>
-        <w:t>powershell</w:t>
-      </w:r>
-      <w:proofErr w:type="spellEnd"/>
-    </w:p>
-    <w:p>
-      <w:r>
-        <w:t>cd C:\Users\IT\Documents\GitHub\roshn-portal\roshn-portal</w:t>
-      </w:r>
-    </w:p>
-    <w:p>
-      <w:proofErr w:type="spellStart"/>
-      <w:r>
-        <w:t>npm</w:t>
-      </w:r>
-      <w:proofErr w:type="spellEnd"/>
-      <w:r>
-        <w:t xml:space="preserve"> run dev</w:t>
-      </w:r>
-    </w:p>
-    <w:p>
-      <w:r>
-        <w:t>```</w:t>
-      </w:r>
-    </w:p>
-    <w:p>
-      <w:r>
-        <w:t>Look for `Local: http://localhost:5173/`.</w:t>
-      </w:r>
-    </w:p>
-    <w:p>
-      <w:r>
-        <w:t>If the frontend loads but shows no data (blank/loading forever), the</w:t>
-      </w:r>
-    </w:p>
-    <w:p>
-      <w:r>
-        <w:t>backend probably isn't running — check Terminal 1 for errors.</w:t>
-      </w:r>
-    </w:p>
-    <w:p>
-      <w:r>
-        <w:t>2. Basic sync test (same computer, two browser windows)</w:t>
-      </w:r>
-    </w:p>
-    <w:p>
-      <w:r>
-        <w:t>1. Open `http://localhost:5173/` in **two separate browser windows**</w:t>
-      </w:r>
-    </w:p>
-    <w:p>
-      <w:r>
-        <w:t xml:space="preserve">   side-by-side (or one normal + one incognito window, so they don't share</w:t>
-      </w:r>
-    </w:p>
-    <w:p>
-      <w:r>
-        <w:lastRenderedPageBreak/>
-        <w:t xml:space="preserve">   the same tab state).</w:t>
-      </w:r>
-    </w:p>
-    <w:p>
-      <w:r>
-        <w:t>2. In window A, click **Site Team**, drag a phase slider to change its %.</w:t>
-      </w:r>
-    </w:p>
-    <w:p>
-      <w:r>
-        <w:t>3. In window B (still on **Buyer** view), **refresh the page**.</w:t>
-      </w:r>
-    </w:p>
-    <w:p>
-      <w:r>
-        <w:t>4. You should see the new % reflected in window B — that confirms both</w:t>
-      </w:r>
-    </w:p>
-    <w:p>
-      <w:r>
-        <w:t xml:space="preserve">   windows are now reading from the same backend, not just their own</w:t>
-      </w:r>
-    </w:p>
-    <w:p>
-      <w:r>
-        <w:t xml:space="preserve">   browser's local storage.</w:t>
-      </w:r>
-    </w:p>
-    <w:p/>
-    <w:p>
-      <w:r>
-        <w:t>## 3. Photo upload test</w:t>
-      </w:r>
-    </w:p>
-    <w:p/>
-    <w:p>
-      <w:r>
-        <w:t>1. In **Site Team** view, scroll to "Add site update"</w:t>
-      </w:r>
-    </w:p>
-    <w:p>
-      <w:r>
-        <w:t>2. Fill in a title, choose a phase, and pick an image file from your</w:t>
-      </w:r>
-    </w:p>
-    <w:p>
-      <w:r>
-        <w:t xml:space="preserve">   computer (any photo will do for testing)</w:t>
-      </w:r>
-    </w:p>
-    <w:p>
-      <w:r>
-        <w:t>3. Click **Post update**</w:t>
-      </w:r>
-    </w:p>
-    <w:p>
-      <w:r>
-        <w:t>4. The new card should show your actual photo instead of the hatched</w:t>
-      </w:r>
-    </w:p>
-    <w:p>
-      <w:r>
-        <w:t xml:space="preserve">   placeholder — check this in both Buyer and Site Team views (refresh if</w:t>
-      </w:r>
-    </w:p>
-    <w:p>
-      <w:r>
-        <w:t xml:space="preserve">   needed)</w:t>
-      </w:r>
-    </w:p>
-    <w:p/>
-    <w:p>
-      <w:r>
-        <w:t>## 4. Payment milestones test</w:t>
-      </w:r>
-    </w:p>
-    <w:p/>
-    <w:p>
-      <w:r>
-        <w:t>1. In **Site Team** view, find the new "Payment milestones" section</w:t>
-      </w:r>
-    </w:p>
-    <w:p>
-      <w:r>
-        <w:t>2. Mark a milestone as **Invoiced**, then **Paid**</w:t>
-      </w:r>
-    </w:p>
-    <w:p>
-      <w:r>
-        <w:t>3. Switch to **Buyer** view (or refresh) and confirm the status updated</w:t>
-      </w:r>
-    </w:p>
-    <w:p>
-      <w:r>
-        <w:t xml:space="preserve">   there too</w:t>
-      </w:r>
-    </w:p>
-    <w:p/>
-    <w:p>
-      <w:r>
-        <w:t>## 5. Notifications test</w:t>
-      </w:r>
-    </w:p>
-    <w:p/>
-    <w:p>
-      <w:r>
-        <w:lastRenderedPageBreak/>
-        <w:t>1. In **Site Team** view, drag a phase slider all the way to **100%**</w:t>
-      </w:r>
-    </w:p>
-    <w:p>
-      <w:r>
-        <w:t>2. Click the bell/notifications icon (top of the page)</w:t>
-      </w:r>
-    </w:p>
-    <w:p>
-      <w:r>
-        <w:t>3. You should see a new "phase complete" notification appear</w:t>
-      </w:r>
-    </w:p>
-    <w:p>
-      <w:r>
-        <w:t>4. If that phase has a payment milestone still marked "pending," you should</w:t>
-      </w:r>
-    </w:p>
-    <w:p>
-      <w:r>
-        <w:t xml:space="preserve">   also see a "payment due" notification</w:t>
-      </w:r>
-    </w:p>
-    <w:p/>
-    <w:p>
-      <w:r>
-        <w:t>## 6. Testing across two real devices (phone + computer)</w:t>
-      </w:r>
-    </w:p>
-    <w:p/>
-    <w:p>
-      <w:r>
-        <w:t>This proves it works the way a real buyer (on their phone) and a real site</w:t>
-      </w:r>
-    </w:p>
-    <w:p>
-      <w:r>
-        <w:t>engineer (on a laptop) would use it — both talking to the same backend.</w:t>
-      </w:r>
-    </w:p>
-    <w:p/>
-    <w:p>
-      <w:r>
-        <w:t>**Find your computer's local network IP address:**</w:t>
-      </w:r>
-    </w:p>
-    <w:p>
-      <w:r>
-        <w:t>```</w:t>
-      </w:r>
-      <w:proofErr w:type="spellStart"/>
-      <w:r>
-        <w:t>powershell</w:t>
-      </w:r>
-      <w:proofErr w:type="spellEnd"/>
-    </w:p>
-    <w:p>
-      <w:r>
-        <w:t>ipconfig</w:t>
-      </w:r>
-    </w:p>
-    <w:p>
-      <w:r>
-        <w:t>```</w:t>
-      </w:r>
-    </w:p>
-    <w:p>
-      <w:r>
-        <w:t>Look for "IPv4 Address" under your active Wi-Fi/Ethernet adapter — something</w:t>
-      </w:r>
-    </w:p>
-    <w:p>
-      <w:r>
-        <w:t>like `192.168.1.42`.</w:t>
-      </w:r>
-    </w:p>
-    <w:p/>
-    <w:p>
-      <w:r>
-        <w:t>**Restart the frontend so it's reachable from other devices on your network:**</w:t>
-      </w:r>
-    </w:p>
-    <w:p>
-      <w:r>
-        <w:t>```</w:t>
-      </w:r>
-      <w:proofErr w:type="spellStart"/>
-      <w:r>
-        <w:t>powershell</w:t>
-      </w:r>
-      <w:proofErr w:type="spellEnd"/>
-    </w:p>
-    <w:p>
-      <w:proofErr w:type="spellStart"/>
-      <w:r>
-        <w:t>npm</w:t>
-      </w:r>
-      <w:proofErr w:type="spellEnd"/>
-      <w:r>
-        <w:t xml:space="preserve"> run dev -- --host</w:t>
-      </w:r>
-    </w:p>
-    <w:p>
-      <w:r>
-        <w:t>```</w:t>
-      </w:r>
-    </w:p>
-    <w:p>
-      <w:r>
-        <w:t>It will now print an extra line like `Network: http://192.168.1.42:5173/`.</w:t>
-      </w:r>
-    </w:p>
-    <w:p/>
-    <w:p>
-      <w:r>
-        <w:t>**Make sure your phone is on the same Wi-Fi network as your computer**, then</w:t>
-      </w:r>
-    </w:p>
-    <w:p>
-      <w:r>
-        <w:t>open that `http://192.168.1.42:5173/` address in your phone's browser.</w:t>
-      </w:r>
-    </w:p>
-    <w:p/>
-    <w:p>
-      <w:r>
-        <w:t>Note: if the frontend was built to call `http://localhost:4000` for the</w:t>
-      </w:r>
-    </w:p>
-    <w:p>
-      <w:r>
-        <w:t>backend, that won't work from your phone (your phone doesn't have a</w:t>
-      </w:r>
-    </w:p>
-    <w:p>
-      <w:r>
-        <w:t>"localhost:4000" — that always means itself). If site data doesn't load</w:t>
-      </w:r>
-    </w:p>
-    <w:p>
-      <w:r>
-        <w:t>on your phone, tell Claude Code:</w:t>
-      </w:r>
-    </w:p>
-    <w:p>
-      <w:r>
-        <w:t>```</w:t>
-      </w:r>
-    </w:p>
-    <w:p>
-      <w:r>
-        <w:t>The frontend calls the backend at http://localhost:4000, which breaks when</w:t>
-      </w:r>
-    </w:p>
-    <w:p>
-      <w:r>
-        <w:t>accessed from another device. Make the backend URL configurable (e.g. via</w:t>
-      </w:r>
-    </w:p>
-    <w:p>
-      <w:r>
-        <w:t>an environment variable or by using the page's own hostname), so it works</w:t>
-      </w:r>
-    </w:p>
-    <w:p>
-      <w:r>
-        <w:t>both on this computer and from other devices on the network.</w:t>
-      </w:r>
-    </w:p>
-    <w:p>
-      <w:r>
-        <w:t>```</w:t>
-      </w:r>
-    </w:p>
-    <w:p/>
-    <w:p>
-      <w:r>
-        <w:t>## Quick troubleshooting</w:t>
-      </w:r>
-    </w:p>
-    <w:p/>
-    <w:p>
-      <w:r>
-        <w:t>| Symptom | Likely cause |</w:t>
-      </w:r>
-    </w:p>
-    <w:p>
-      <w:r>
-        <w:t>|---|---|</w:t>
-      </w:r>
-    </w:p>
-    <w:p>
-      <w:r>
-        <w:t>| Frontend loads but nothing shows / spins forever | Backend isn't running — check Terminal 1 |</w:t>
-      </w:r>
-    </w:p>
-    <w:p>
-      <w:r>
-        <w:t>| "Failed to fetch" in browser console | Backend crashed, or CORS isn't set up right |</w:t>
-      </w:r>
-    </w:p>
-    <w:p>
-      <w:r>
-        <w:t>| Works on computer, not on phone | Backend URL is hardcoded to `localhost` — see note above |</w:t>
-      </w:r>
-    </w:p>
-    <w:p>
-      <w:r>
-        <w:t>| Photo doesn't display after upload | Check server/uploads/ folder exists and the server is serving it statically |</w:t>
-      </w:r>
-    </w:p>
-    <w:p>
-      <w:r>
-        <w:t>| Changes in Site Team don't appear in Buyer view | Try a hard refresh (</w:t>
-      </w:r>
-      <w:proofErr w:type="spellStart"/>
-      <w:r>
-        <w:t>Ctrl+Shift+R</w:t>
-      </w:r>
-      <w:proofErr w:type="spellEnd"/>
-      <w:r>
-        <w:t>) — the app may only fetch on load |</w:t>
-      </w:r>
-    </w:p>
-    <w:p/>
-    <w:p>
-      <w:r>
         <w:t>Send a screenshot any time something doesn't look right, and I'll help you</w:t>
       </w:r>
     </w:p>
     <w:p>
       <w:r>
-        <w:lastRenderedPageBreak/>
         <w:t>figure out what to tell Claude Code to fix it.</w:t>
       </w:r>
     </w:p>
